--- a/templates/8.docx
+++ b/templates/8.docx
@@ -627,7 +627,7 @@
         <w:rPr>
           <w:rFonts w:asciiTheme="minorHAnsi" w:hAnsiTheme="minorHAnsi"/>
         </w:rPr>
-        <w:t xml:space="preserve"> in qualità di {applicantRole}, dalla Ditta Onoranze Funebri </w:t>
+        <w:t xml:space="preserve"> in qualità di delegato del trasporto, dalla Ditta Onoranze Funebri </w:t>
       </w:r>
       <w:r>
         <w:rPr>

--- a/templates/8.docx
+++ b/templates/8.docx
@@ -112,6 +112,7 @@
         <w:rPr>
           <w:rFonts w:ascii="Times New Roman" w:hAnsi="Times New Roman"/>
           <w:b/>
+          <w:bCs/>
           <w:sz w:val="40"/>
         </w:rPr>
         <w:t>CITTA’ DI {ownerCity}</w:t>
@@ -429,6 +430,7 @@
         <w:rPr>
           <w:rFonts w:asciiTheme="minorHAnsi" w:hAnsiTheme="minorHAnsi"/>
           <w:b/>
+          <w:bCs/>
           <w:u w:val="single"/>
         </w:rPr>
         <w:t>{ownerCity}</w:t>
@@ -459,7 +461,7 @@
         <w:rPr>
           <w:rFonts w:asciiTheme="minorHAnsi" w:hAnsiTheme="minorHAnsi"/>
           <w:b/>
-          <w:color w:val="C00000"/>
+          <w:bCs/>
         </w:rPr>
         <w:t>{ownerFirstName} {ownerMiddleName} {ownerLastName}</w:t>
       </w:r>
@@ -480,7 +482,7 @@
         <w:rPr>
           <w:rFonts w:asciiTheme="minorHAnsi" w:hAnsiTheme="minorHAnsi"/>
           <w:b/>
-          <w:color w:val="C00000"/>
+          <w:bCs/>
         </w:rPr>
         <w:t xml:space="preserve"> {ownerBirthCity} </w:t>
       </w:r>
@@ -488,7 +490,7 @@
         <w:rPr>
           <w:rFonts w:asciiTheme="minorHAnsi" w:hAnsiTheme="minorHAnsi"/>
           <w:b/>
-          <w:color w:val="C00000"/>
+          <w:bCs/>
         </w:rPr>
         <w:t xml:space="preserve"> ({ownerBirthProvince})</w:t>
       </w:r>
@@ -502,7 +504,7 @@
         <w:rPr>
           <w:rFonts w:asciiTheme="minorHAnsi" w:hAnsiTheme="minorHAnsi"/>
           <w:b/>
-          <w:color w:val="C00000"/>
+          <w:bCs/>
         </w:rPr>
         <w:t xml:space="preserve"> {ownerBirthDate}</w:t>
       </w:r>
@@ -516,7 +518,7 @@
         <w:rPr>
           <w:rFonts w:asciiTheme="minorHAnsi" w:hAnsiTheme="minorHAnsi"/>
           <w:b/>
-          <w:color w:val="C00000"/>
+          <w:bCs/>
         </w:rPr>
         <w:t>{ownerCompanyCity}</w:t>
       </w:r>
@@ -524,7 +526,7 @@
         <w:rPr>
           <w:rFonts w:asciiTheme="minorHAnsi" w:hAnsiTheme="minorHAnsi"/>
           <w:b/>
-          <w:color w:val="C00000"/>
+          <w:bCs/>
         </w:rPr>
         <w:t xml:space="preserve"> ({ownerCompanyProvince})</w:t>
       </w:r>
@@ -550,7 +552,7 @@
         <w:rPr>
           <w:rFonts w:asciiTheme="minorHAnsi" w:hAnsiTheme="minorHAnsi"/>
           <w:b/>
-          <w:color w:val="C00000"/>
+          <w:bCs/>
         </w:rPr>
         <w:t>{ownerPostalCode}</w:t>
       </w:r>
@@ -564,7 +566,7 @@
         <w:rPr>
           <w:rFonts w:asciiTheme="minorHAnsi" w:hAnsiTheme="minorHAnsi"/>
           <w:b/>
-          <w:color w:val="C00000"/>
+          <w:bCs/>
         </w:rPr>
         <w:t>{ownerIdType}</w:t>
       </w:r>
@@ -572,7 +574,6 @@
         <w:rPr>
           <w:rFonts w:asciiTheme="minorHAnsi" w:hAnsiTheme="minorHAnsi"/>
           <w:b/>
-          <w:color w:val="C00000"/>
         </w:rPr>
         <w:t xml:space="preserve"> rilasciato da </w:t>
       </w:r>
@@ -580,7 +581,7 @@
         <w:rPr>
           <w:rFonts w:asciiTheme="minorHAnsi" w:hAnsiTheme="minorHAnsi"/>
           <w:b/>
-          <w:color w:val="C00000"/>
+          <w:bCs/>
         </w:rPr>
         <w:t>{ownerIdIssuer}</w:t>
       </w:r>
@@ -588,7 +589,6 @@
         <w:rPr>
           <w:rFonts w:asciiTheme="minorHAnsi" w:hAnsiTheme="minorHAnsi"/>
           <w:b/>
-          <w:color w:val="C00000"/>
         </w:rPr>
         <w:t xml:space="preserve"> in data </w:t>
       </w:r>
@@ -596,7 +596,7 @@
         <w:rPr>
           <w:rFonts w:asciiTheme="minorHAnsi" w:hAnsiTheme="minorHAnsi"/>
           <w:b/>
-          <w:color w:val="C00000"/>
+          <w:bCs/>
         </w:rPr>
         <w:t>{ownerIdDate}</w:t>
       </w:r>
@@ -604,7 +604,6 @@
         <w:rPr>
           <w:rFonts w:asciiTheme="minorHAnsi" w:hAnsiTheme="minorHAnsi"/>
           <w:b/>
-          <w:color w:val="C00000"/>
         </w:rPr>
         <w:t xml:space="preserve"> N. </w:t>
       </w:r>
@@ -612,14 +611,13 @@
         <w:rPr>
           <w:rFonts w:asciiTheme="minorHAnsi" w:hAnsiTheme="minorHAnsi"/>
           <w:b/>
-          <w:color w:val="C00000"/>
+          <w:bCs/>
         </w:rPr>
         <w:t>{ownerIdNumber}</w:t>
       </w:r>
       <w:r>
         <w:rPr>
           <w:rFonts w:asciiTheme="minorHAnsi" w:hAnsiTheme="minorHAnsi"/>
-          <w:color w:val="C00000"/>
         </w:rPr>
         <w:t xml:space="preserve"> </w:t>
       </w:r>
@@ -633,7 +631,7 @@
         <w:rPr>
           <w:rFonts w:asciiTheme="minorHAnsi" w:hAnsiTheme="minorHAnsi"/>
           <w:b/>
-          <w:color w:val="C00000"/>
+          <w:bCs/>
         </w:rPr>
         <w:t>{ownerCompanyName} sita in {ownerCompanyCity}</w:t>
       </w:r>
@@ -641,7 +639,7 @@
         <w:rPr>
           <w:rFonts w:asciiTheme="minorHAnsi" w:hAnsiTheme="minorHAnsi"/>
           <w:b/>
-          <w:color w:val="C00000"/>
+          <w:bCs/>
         </w:rPr>
         <w:t xml:space="preserve"> ({ownerCompanyProvince})</w:t>
       </w:r>
@@ -785,6 +783,8 @@
       <w:r>
         <w:rPr>
           <w:rFonts w:asciiTheme="minorHAnsi" w:hAnsiTheme="minorHAnsi"/>
+          <w:b/>
+          <w:bCs/>
         </w:rPr>
         <w:t>{cremationConsentRelative}</w:t>
       </w:r>
@@ -995,7 +995,7 @@
         <w:rPr>
           <w:rFonts w:asciiTheme="minorHAnsi" w:hAnsiTheme="minorHAnsi"/>
           <w:b/>
-          <w:color w:val="7030A0"/>
+          <w:bCs/>
         </w:rPr>
         <w:t>{burialPermitDate}</w:t>
       </w:r>
@@ -1004,7 +1004,6 @@
         <w:rPr>
           <w:rFonts w:asciiTheme="minorHAnsi" w:hAnsiTheme="minorHAnsi"/>
           <w:b/>
-          <w:color w:val="7030A0"/>
         </w:rPr>
         <w:t/>
       </w:r>
@@ -1013,7 +1012,6 @@
         <w:rPr>
           <w:rFonts w:asciiTheme="minorHAnsi" w:hAnsiTheme="minorHAnsi"/>
           <w:b/>
-          <w:color w:val="7030A0"/>
         </w:rPr>
         <w:t/>
       </w:r>
@@ -1115,7 +1113,6 @@
       <w:r>
         <w:rPr>
           <w:rFonts w:asciiTheme="minorHAnsi" w:hAnsiTheme="minorHAnsi"/>
-          <w:color w:val="7030A0"/>
         </w:rPr>
         <w:t>portator di pace-maker cardiaco e dal quale risulta escluso il sospetto di morte dovuta a reato</w:t>
       </w:r>
@@ -1298,6 +1295,7 @@
         <w:rPr>
           <w:rFonts w:asciiTheme="minorHAnsi" w:hAnsiTheme="minorHAnsi"/>
           <w:b/>
+          <w:bCs/>
         </w:rPr>
         <w:t>{personFirstName} {personLastName}</w:t>
       </w:r>
@@ -1318,7 +1316,7 @@
         <w:rPr>
           <w:rFonts w:asciiTheme="minorHAnsi" w:hAnsiTheme="minorHAnsi"/>
           <w:b/>
-          <w:color w:val="C00000"/>
+          <w:bCs/>
         </w:rPr>
         <w:t>{personBirthCity}</w:t>
       </w:r>
@@ -1326,7 +1324,6 @@
         <w:rPr>
           <w:rFonts w:asciiTheme="minorHAnsi" w:hAnsiTheme="minorHAnsi"/>
           <w:b/>
-          <w:color w:val="C00000"/>
         </w:rPr>
         <w:t xml:space="preserve"> (</w:t>
       </w:r>
@@ -1334,7 +1331,7 @@
         <w:rPr>
           <w:rFonts w:asciiTheme="minorHAnsi" w:hAnsiTheme="minorHAnsi"/>
           <w:b/>
-          <w:color w:val="C00000"/>
+          <w:bCs/>
         </w:rPr>
         <w:t>{personBirthProvince}</w:t>
       </w:r>
@@ -1342,7 +1339,6 @@
         <w:rPr>
           <w:rFonts w:asciiTheme="minorHAnsi" w:hAnsiTheme="minorHAnsi"/>
           <w:b/>
-          <w:color w:val="C00000"/>
         </w:rPr>
         <w:t>)</w:t>
       </w:r>
@@ -1356,7 +1352,7 @@
         <w:rPr>
           <w:rFonts w:asciiTheme="minorHAnsi" w:hAnsiTheme="minorHAnsi"/>
           <w:b/>
-          <w:color w:val="C00000"/>
+          <w:bCs/>
         </w:rPr>
         <w:t>{personBirthDate}</w:t>
       </w:r>
@@ -1370,7 +1366,7 @@
         <w:rPr>
           <w:rFonts w:asciiTheme="minorHAnsi" w:hAnsiTheme="minorHAnsi"/>
           <w:b/>
-          <w:color w:val="C00000"/>
+          <w:bCs/>
         </w:rPr>
         <w:t>{personResidenceCity}</w:t>
       </w:r>
@@ -1378,7 +1374,6 @@
         <w:rPr>
           <w:rFonts w:asciiTheme="minorHAnsi" w:hAnsiTheme="minorHAnsi"/>
           <w:b/>
-          <w:color w:val="C00000"/>
         </w:rPr>
         <w:t xml:space="preserve"> (</w:t>
       </w:r>
@@ -1386,7 +1381,7 @@
         <w:rPr>
           <w:rFonts w:asciiTheme="minorHAnsi" w:hAnsiTheme="minorHAnsi"/>
           <w:b/>
-          <w:color w:val="C00000"/>
+          <w:bCs/>
         </w:rPr>
         <w:t>{personResidenceProvince}</w:t>
       </w:r>
@@ -1394,14 +1389,14 @@
         <w:rPr>
           <w:rFonts w:asciiTheme="minorHAnsi" w:hAnsiTheme="minorHAnsi"/>
           <w:b/>
-          <w:color w:val="C00000"/>
         </w:rPr>
         <w:t>)</w:t>
       </w:r>
       <w:r>
         <w:rPr>
           <w:rFonts w:asciiTheme="minorHAnsi" w:hAnsiTheme="minorHAnsi"/>
-          <w:color w:val="C00000"/>
+          <w:b/>
+          <w:bCs/>
         </w:rPr>
         <w:t xml:space="preserve"> in {personResidenceAddress}</w:t>
       </w:r>
@@ -1409,7 +1404,6 @@
         <w:rPr>
           <w:rFonts w:asciiTheme="minorHAnsi" w:hAnsiTheme="minorHAnsi"/>
           <w:b/>
-          <w:color w:val="C00000"/>
         </w:rPr>
         <w:t xml:space="preserve"/>
       </w:r>
@@ -1417,7 +1411,6 @@
         <w:rPr>
           <w:rFonts w:asciiTheme="minorHAnsi" w:hAnsiTheme="minorHAnsi"/>
           <w:b/>
-          <w:color w:val="C00000"/>
         </w:rPr>
         <w:t/>
       </w:r>
@@ -1431,7 +1424,6 @@
         <w:rPr>
           <w:rStyle w:val="Enfasigrassetto"/>
           <w:rFonts w:asciiTheme="minorHAnsi" w:hAnsiTheme="minorHAnsi"/>
-          <w:color w:val="C00000"/>
           <w:sz w:val="21"/>
           <w:szCs w:val="21"/>
           <w:shd w:val="clear" w:color="auto" w:fill="FFFFFF"/>
@@ -1442,7 +1434,8 @@
         <w:rPr>
           <w:rStyle w:val="Enfasigrassetto"/>
           <w:rFonts w:asciiTheme="minorHAnsi" w:hAnsiTheme="minorHAnsi"/>
-          <w:color w:val="C00000"/>
+          <w:b/>
+          <w:bCs/>
           <w:sz w:val="21"/>
           <w:szCs w:val="21"/>
           <w:shd w:val="clear" w:color="auto" w:fill="FFFFFF"/>
@@ -1451,7 +1444,6 @@
       </w:r>
       <w:r>
         <w:rPr>
-          <w:color w:val="222222"/>
           <w:sz w:val="21"/>
           <w:szCs w:val="21"/>
           <w:shd w:val="clear" w:color="auto" w:fill="FFFFFF"/>
@@ -1468,7 +1460,7 @@
         <w:rPr>
           <w:rFonts w:asciiTheme="minorHAnsi" w:hAnsiTheme="minorHAnsi"/>
           <w:b/>
-          <w:color w:val="C00000"/>
+          <w:bCs/>
         </w:rPr>
         <w:t>{personDeathCity}</w:t>
       </w:r>
@@ -1476,7 +1468,6 @@
         <w:rPr>
           <w:rFonts w:asciiTheme="minorHAnsi" w:hAnsiTheme="minorHAnsi"/>
           <w:b/>
-          <w:color w:val="C00000"/>
         </w:rPr>
         <w:t xml:space="preserve"> (</w:t>
       </w:r>
@@ -1484,7 +1475,7 @@
         <w:rPr>
           <w:rFonts w:asciiTheme="minorHAnsi" w:hAnsiTheme="minorHAnsi"/>
           <w:b/>
-          <w:color w:val="C00000"/>
+          <w:bCs/>
         </w:rPr>
         <w:t>{personDeathProvince}</w:t>
       </w:r>
@@ -1492,7 +1483,6 @@
         <w:rPr>
           <w:rFonts w:asciiTheme="minorHAnsi" w:hAnsiTheme="minorHAnsi"/>
           <w:b/>
-          <w:color w:val="C00000"/>
         </w:rPr>
         <w:t>)</w:t>
       </w:r>
@@ -1506,7 +1496,7 @@
         <w:rPr>
           <w:rFonts w:asciiTheme="minorHAnsi" w:hAnsiTheme="minorHAnsi"/>
           <w:b/>
-          <w:color w:val="C00000"/>
+          <w:bCs/>
         </w:rPr>
         <w:t>{personDeathDate}</w:t>
       </w:r>
@@ -1520,7 +1510,7 @@
         <w:rPr>
           <w:rFonts w:asciiTheme="minorHAnsi" w:hAnsiTheme="minorHAnsi"/>
           <w:b/>
-          <w:color w:val="C00000"/>
+          <w:bCs/>
         </w:rPr>
         <w:t>{personDeathTime}</w:t>
       </w:r>
@@ -1528,7 +1518,6 @@
         <w:rPr>
           <w:rFonts w:asciiTheme="minorHAnsi" w:hAnsiTheme="minorHAnsi"/>
           <w:b/>
-          <w:color w:val="C00000"/>
         </w:rPr>
         <w:t>.</w:t>
       </w:r>
@@ -1548,7 +1537,7 @@
         <w:rPr>
           <w:rFonts w:asciiTheme="minorHAnsi" w:hAnsiTheme="minorHAnsi"/>
           <w:b/>
-          <w:color w:val="C00000"/>
+          <w:bCs/>
         </w:rPr>
         <w:t>{ownerCityName}</w:t>
       </w:r>
@@ -1556,7 +1545,6 @@
         <w:rPr>
           <w:rFonts w:asciiTheme="minorHAnsi" w:hAnsiTheme="minorHAnsi"/>
           <w:b/>
-          <w:color w:val="C00000"/>
         </w:rPr>
         <w:t xml:space="preserve"> (</w:t>
       </w:r>
@@ -1564,7 +1552,7 @@
         <w:rPr>
           <w:rFonts w:asciiTheme="minorHAnsi" w:hAnsiTheme="minorHAnsi"/>
           <w:b/>
-          <w:color w:val="C00000"/>
+          <w:bCs/>
         </w:rPr>
         <w:t>{ownerCompanyProvince}</w:t>
       </w:r>
@@ -1572,7 +1560,6 @@
         <w:rPr>
           <w:rFonts w:asciiTheme="minorHAnsi" w:hAnsiTheme="minorHAnsi"/>
           <w:b/>
-          <w:color w:val="C00000"/>
         </w:rPr>
         <w:t>)</w:t>
       </w:r>
@@ -1586,7 +1573,7 @@
         <w:rPr>
           <w:rFonts w:asciiTheme="minorHAnsi" w:hAnsiTheme="minorHAnsi"/>
           <w:b/>
-          <w:color w:val="C00000"/>
+          <w:bCs/>
         </w:rPr>
         <w:t>{crematoryCity}</w:t>
       </w:r>
@@ -1600,7 +1587,7 @@
         <w:rPr>
           <w:rFonts w:asciiTheme="minorHAnsi" w:hAnsiTheme="minorHAnsi"/>
           <w:b/>
-          <w:color w:val="C00000"/>
+          <w:bCs/>
         </w:rPr>
         <w:t>{funeralStopCity}</w:t>
       </w:r>
@@ -1608,7 +1595,6 @@
         <w:rPr>
           <w:rFonts w:asciiTheme="minorHAnsi" w:hAnsiTheme="minorHAnsi"/>
           <w:b/>
-          <w:color w:val="C00000"/>
         </w:rPr>
         <w:t xml:space="preserve"> (</w:t>
       </w:r>
@@ -1616,7 +1602,7 @@
         <w:rPr>
           <w:rFonts w:asciiTheme="minorHAnsi" w:hAnsiTheme="minorHAnsi"/>
           <w:b/>
-          <w:color w:val="C00000"/>
+          <w:bCs/>
         </w:rPr>
         <w:t>{funeralStopProvince}</w:t>
       </w:r>
@@ -1624,7 +1610,6 @@
         <w:rPr>
           <w:rFonts w:asciiTheme="minorHAnsi" w:hAnsiTheme="minorHAnsi"/>
           <w:b/>
-          <w:color w:val="C00000"/>
         </w:rPr>
         <w:t>)</w:t>
       </w:r>
@@ -1638,7 +1623,7 @@
         <w:rPr>
           <w:rFonts w:asciiTheme="minorHAnsi" w:hAnsiTheme="minorHAnsi"/>
           <w:b/>
-          <w:color w:val="C00000"/>
+          <w:bCs/>
         </w:rPr>
         <w:t>{ownerCompanyName}</w:t>
       </w:r>
@@ -1652,7 +1637,7 @@
         <w:rPr>
           <w:rFonts w:asciiTheme="minorHAnsi" w:hAnsiTheme="minorHAnsi"/>
           <w:b/>
-          <w:color w:val="C00000"/>
+          <w:bCs/>
         </w:rPr>
         <w:t>{ownerVehiclePlate}</w:t>
       </w:r>
@@ -1666,7 +1651,7 @@
         <w:rPr>
           <w:rFonts w:asciiTheme="minorHAnsi" w:hAnsiTheme="minorHAnsi"/>
           <w:b/>
-          <w:color w:val="C00000"/>
+          <w:bCs/>
         </w:rPr>
         <w:t>{ownerDriverName}</w:t>
       </w:r>
@@ -1688,13 +1673,14 @@
       <w:r>
         <w:rPr>
           <w:rFonts w:asciiTheme="minorHAnsi" w:hAnsiTheme="minorHAnsi"/>
+          <w:b/>
+          <w:bCs/>
         </w:rPr>
         <w:t xml:space="preserve">{bearerNames}</w:t>
       </w:r>
       <w:r>
         <w:rPr>
           <w:rFonts w:asciiTheme="minorHAnsi" w:hAnsiTheme="minorHAnsi"/>
-          <w:color w:val="C00000"/>
         </w:rPr>
         <w:t/>
       </w:r>
@@ -1707,7 +1693,6 @@
       <w:r>
         <w:rPr>
           <w:rFonts w:asciiTheme="minorHAnsi" w:hAnsiTheme="minorHAnsi"/>
-          <w:color w:val="C00000"/>
         </w:rPr>
         <w:t/>
       </w:r>
@@ -1720,7 +1705,6 @@
       <w:r>
         <w:rPr>
           <w:rFonts w:asciiTheme="minorHAnsi" w:hAnsiTheme="minorHAnsi"/>
-          <w:color w:val="C00000"/>
         </w:rPr>
         <w:t/>
       </w:r>
@@ -1733,7 +1717,6 @@
       <w:r>
         <w:rPr>
           <w:rFonts w:asciiTheme="minorHAnsi" w:hAnsiTheme="minorHAnsi"/>
-          <w:color w:val="C00000"/>
         </w:rPr>
         <w:t/>
       </w:r>
@@ -1811,7 +1794,7 @@
         <w:rPr>
           <w:rFonts w:asciiTheme="minorHAnsi" w:hAnsiTheme="minorHAnsi"/>
           <w:b/>
-          <w:color w:val="C00000"/>
+          <w:bCs/>
         </w:rPr>
         <w:t>{crematoryCity}</w:t>
       </w:r>
@@ -1825,7 +1808,7 @@
         <w:rPr>
           <w:rFonts w:asciiTheme="minorHAnsi" w:hAnsiTheme="minorHAnsi"/>
           <w:b/>
-          <w:color w:val="C00000"/>
+          <w:bCs/>
         </w:rPr>
         <w:t>{ashesCity}</w:t>
       </w:r>
@@ -1833,7 +1816,7 @@
         <w:rPr>
           <w:rFonts w:asciiTheme="minorHAnsi" w:hAnsiTheme="minorHAnsi"/>
           <w:b/>
-          <w:color w:val="C00000"/>
+          <w:bCs/>
         </w:rPr>
         <w:t xml:space="preserve"> ({ashesProvince})</w:t>
       </w:r>
@@ -2046,7 +2029,7 @@
         <w:rPr>
           <w:rFonts w:asciiTheme="minorHAnsi" w:hAnsiTheme="minorHAnsi"/>
           <w:b/>
-          <w:color w:val="C00000"/>
+          <w:bCs/>
         </w:rPr>
         <w:t>{ashesCity}</w:t>
       </w:r>
@@ -2054,7 +2037,6 @@
         <w:rPr>
           <w:rFonts w:asciiTheme="minorHAnsi" w:hAnsiTheme="minorHAnsi"/>
           <w:b/>
-          <w:color w:val="C00000"/>
         </w:rPr>
         <w:t xml:space="preserve"> (</w:t>
       </w:r>
@@ -2062,7 +2044,7 @@
         <w:rPr>
           <w:rFonts w:asciiTheme="minorHAnsi" w:hAnsiTheme="minorHAnsi"/>
           <w:b/>
-          <w:color w:val="C00000"/>
+          <w:bCs/>
         </w:rPr>
         <w:t>{ashesProvince}</w:t>
       </w:r>
@@ -2070,7 +2052,6 @@
         <w:rPr>
           <w:rFonts w:asciiTheme="minorHAnsi" w:hAnsiTheme="minorHAnsi"/>
           <w:b/>
-          <w:color w:val="C00000"/>
         </w:rPr>
         <w:t>)</w:t>
       </w:r>
@@ -2118,6 +2099,8 @@
       <w:r>
         <w:rPr>
           <w:rFonts w:asciiTheme="minorHAnsi" w:hAnsiTheme="minorHAnsi"/>
+          <w:b/>
+          <w:bCs/>
         </w:rPr>
         <w:tab/>
         <w:t xml:space="preserve">{ownerCityName}, lì </w:t>
@@ -2126,7 +2109,7 @@
         <w:rPr>
           <w:rFonts w:asciiTheme="minorHAnsi" w:hAnsiTheme="minorHAnsi"/>
           <w:b/>
-          <w:color w:val="C00000"/>
+          <w:bCs/>
         </w:rPr>
         <w:t>{todayDate}</w:t>
       </w:r>

--- a/templates/8.docx
+++ b/templates/8.docx
@@ -112,6 +112,7 @@
         <w:rPr>
           <w:rFonts w:ascii="Times New Roman" w:hAnsi="Times New Roman"/>
           <w:b/>
+          <w:bCs/>
           <w:sz w:val="40"/>
         </w:rPr>
         <w:t>CITTA’ DI {ownerCity}</w:t>
@@ -429,6 +430,7 @@
         <w:rPr>
           <w:rFonts w:asciiTheme="minorHAnsi" w:hAnsiTheme="minorHAnsi"/>
           <w:b/>
+          <w:bCs/>
           <w:u w:val="single"/>
         </w:rPr>
         <w:t>{ownerCity}</w:t>
@@ -459,7 +461,7 @@
         <w:rPr>
           <w:rFonts w:asciiTheme="minorHAnsi" w:hAnsiTheme="minorHAnsi"/>
           <w:b/>
-          <w:color w:val="C00000"/>
+          <w:bCs/>
         </w:rPr>
         <w:t>{ownerFirstName} {ownerMiddleName} {ownerLastName}</w:t>
       </w:r>
@@ -480,7 +482,7 @@
         <w:rPr>
           <w:rFonts w:asciiTheme="minorHAnsi" w:hAnsiTheme="minorHAnsi"/>
           <w:b/>
-          <w:color w:val="C00000"/>
+          <w:bCs/>
         </w:rPr>
         <w:t xml:space="preserve"> {ownerBirthCity} </w:t>
       </w:r>
@@ -488,7 +490,7 @@
         <w:rPr>
           <w:rFonts w:asciiTheme="minorHAnsi" w:hAnsiTheme="minorHAnsi"/>
           <w:b/>
-          <w:color w:val="C00000"/>
+          <w:bCs/>
         </w:rPr>
         <w:t xml:space="preserve"> ({ownerBirthProvince})</w:t>
       </w:r>
@@ -502,7 +504,7 @@
         <w:rPr>
           <w:rFonts w:asciiTheme="minorHAnsi" w:hAnsiTheme="minorHAnsi"/>
           <w:b/>
-          <w:color w:val="C00000"/>
+          <w:bCs/>
         </w:rPr>
         <w:t xml:space="preserve"> {ownerBirthDate}</w:t>
       </w:r>
@@ -516,7 +518,7 @@
         <w:rPr>
           <w:rFonts w:asciiTheme="minorHAnsi" w:hAnsiTheme="minorHAnsi"/>
           <w:b/>
-          <w:color w:val="C00000"/>
+          <w:bCs/>
         </w:rPr>
         <w:t>{ownerCompanyCity}</w:t>
       </w:r>
@@ -524,7 +526,7 @@
         <w:rPr>
           <w:rFonts w:asciiTheme="minorHAnsi" w:hAnsiTheme="minorHAnsi"/>
           <w:b/>
-          <w:color w:val="C00000"/>
+          <w:bCs/>
         </w:rPr>
         <w:t xml:space="preserve"> ({ownerCompanyProvince})</w:t>
       </w:r>
@@ -550,7 +552,7 @@
         <w:rPr>
           <w:rFonts w:asciiTheme="minorHAnsi" w:hAnsiTheme="minorHAnsi"/>
           <w:b/>
-          <w:color w:val="C00000"/>
+          <w:bCs/>
         </w:rPr>
         <w:t>{ownerPostalCode}</w:t>
       </w:r>
@@ -564,7 +566,7 @@
         <w:rPr>
           <w:rFonts w:asciiTheme="minorHAnsi" w:hAnsiTheme="minorHAnsi"/>
           <w:b/>
-          <w:color w:val="C00000"/>
+          <w:bCs/>
         </w:rPr>
         <w:t>{ownerIdType}</w:t>
       </w:r>
@@ -572,7 +574,6 @@
         <w:rPr>
           <w:rFonts w:asciiTheme="minorHAnsi" w:hAnsiTheme="minorHAnsi"/>
           <w:b/>
-          <w:color w:val="C00000"/>
         </w:rPr>
         <w:t xml:space="preserve"> rilasciato da </w:t>
       </w:r>
@@ -580,7 +581,7 @@
         <w:rPr>
           <w:rFonts w:asciiTheme="minorHAnsi" w:hAnsiTheme="minorHAnsi"/>
           <w:b/>
-          <w:color w:val="C00000"/>
+          <w:bCs/>
         </w:rPr>
         <w:t>{ownerIdIssuer}</w:t>
       </w:r>
@@ -588,7 +589,6 @@
         <w:rPr>
           <w:rFonts w:asciiTheme="minorHAnsi" w:hAnsiTheme="minorHAnsi"/>
           <w:b/>
-          <w:color w:val="C00000"/>
         </w:rPr>
         <w:t xml:space="preserve"> in data </w:t>
       </w:r>
@@ -596,7 +596,7 @@
         <w:rPr>
           <w:rFonts w:asciiTheme="minorHAnsi" w:hAnsiTheme="minorHAnsi"/>
           <w:b/>
-          <w:color w:val="C00000"/>
+          <w:bCs/>
         </w:rPr>
         <w:t>{ownerIdDate}</w:t>
       </w:r>
@@ -604,7 +604,6 @@
         <w:rPr>
           <w:rFonts w:asciiTheme="minorHAnsi" w:hAnsiTheme="minorHAnsi"/>
           <w:b/>
-          <w:color w:val="C00000"/>
         </w:rPr>
         <w:t xml:space="preserve"> N. </w:t>
       </w:r>
@@ -612,14 +611,13 @@
         <w:rPr>
           <w:rFonts w:asciiTheme="minorHAnsi" w:hAnsiTheme="minorHAnsi"/>
           <w:b/>
-          <w:color w:val="C00000"/>
+          <w:bCs/>
         </w:rPr>
         <w:t>{ownerIdNumber}</w:t>
       </w:r>
       <w:r>
         <w:rPr>
           <w:rFonts w:asciiTheme="minorHAnsi" w:hAnsiTheme="minorHAnsi"/>
-          <w:color w:val="C00000"/>
         </w:rPr>
         <w:t xml:space="preserve"> </w:t>
       </w:r>
@@ -627,13 +625,13 @@
         <w:rPr>
           <w:rFonts w:asciiTheme="minorHAnsi" w:hAnsiTheme="minorHAnsi"/>
         </w:rPr>
-        <w:t xml:space="preserve"> in qualità di {applicantRole}, dalla Ditta Onoranze Funebri </w:t>
-      </w:r>
-      <w:r>
-        <w:rPr>
-          <w:rFonts w:asciiTheme="minorHAnsi" w:hAnsiTheme="minorHAnsi"/>
-          <w:b/>
-          <w:color w:val="C00000"/>
+        <w:t xml:space="preserve"> in qualità di delegato del trasporto, dalla Ditta Onoranze Funebri </w:t>
+      </w:r>
+      <w:r>
+        <w:rPr>
+          <w:rFonts w:asciiTheme="minorHAnsi" w:hAnsiTheme="minorHAnsi"/>
+          <w:b/>
+          <w:bCs/>
         </w:rPr>
         <w:t>{ownerCompanyName} sita in {ownerCompanyCity}</w:t>
       </w:r>
@@ -641,7 +639,7 @@
         <w:rPr>
           <w:rFonts w:asciiTheme="minorHAnsi" w:hAnsiTheme="minorHAnsi"/>
           <w:b/>
-          <w:color w:val="C00000"/>
+          <w:bCs/>
         </w:rPr>
         <w:t xml:space="preserve"> ({ownerCompanyProvince})</w:t>
       </w:r>
@@ -785,6 +783,8 @@
       <w:r>
         <w:rPr>
           <w:rFonts w:asciiTheme="minorHAnsi" w:hAnsiTheme="minorHAnsi"/>
+          <w:b/>
+          <w:bCs/>
         </w:rPr>
         <w:t>{cremationConsentRelative}</w:t>
       </w:r>
@@ -995,7 +995,7 @@
         <w:rPr>
           <w:rFonts w:asciiTheme="minorHAnsi" w:hAnsiTheme="minorHAnsi"/>
           <w:b/>
-          <w:color w:val="7030A0"/>
+          <w:bCs/>
         </w:rPr>
         <w:t>{burialPermitDate}</w:t>
       </w:r>
@@ -1004,7 +1004,6 @@
         <w:rPr>
           <w:rFonts w:asciiTheme="minorHAnsi" w:hAnsiTheme="minorHAnsi"/>
           <w:b/>
-          <w:color w:val="7030A0"/>
         </w:rPr>
         <w:t/>
       </w:r>
@@ -1013,7 +1012,6 @@
         <w:rPr>
           <w:rFonts w:asciiTheme="minorHAnsi" w:hAnsiTheme="minorHAnsi"/>
           <w:b/>
-          <w:color w:val="7030A0"/>
         </w:rPr>
         <w:t/>
       </w:r>
@@ -1115,7 +1113,6 @@
       <w:r>
         <w:rPr>
           <w:rFonts w:asciiTheme="minorHAnsi" w:hAnsiTheme="minorHAnsi"/>
-          <w:color w:val="7030A0"/>
         </w:rPr>
         <w:t>portator di pace-maker cardiaco e dal quale risulta escluso il sospetto di morte dovuta a reato</w:t>
       </w:r>
@@ -1298,6 +1295,7 @@
         <w:rPr>
           <w:rFonts w:asciiTheme="minorHAnsi" w:hAnsiTheme="minorHAnsi"/>
           <w:b/>
+          <w:bCs/>
         </w:rPr>
         <w:t>{personFirstName} {personLastName}</w:t>
       </w:r>
@@ -1318,7 +1316,7 @@
         <w:rPr>
           <w:rFonts w:asciiTheme="minorHAnsi" w:hAnsiTheme="minorHAnsi"/>
           <w:b/>
-          <w:color w:val="C00000"/>
+          <w:bCs/>
         </w:rPr>
         <w:t>{personBirthCity}</w:t>
       </w:r>
@@ -1326,7 +1324,6 @@
         <w:rPr>
           <w:rFonts w:asciiTheme="minorHAnsi" w:hAnsiTheme="minorHAnsi"/>
           <w:b/>
-          <w:color w:val="C00000"/>
         </w:rPr>
         <w:t xml:space="preserve"> (</w:t>
       </w:r>
@@ -1334,7 +1331,7 @@
         <w:rPr>
           <w:rFonts w:asciiTheme="minorHAnsi" w:hAnsiTheme="minorHAnsi"/>
           <w:b/>
-          <w:color w:val="C00000"/>
+          <w:bCs/>
         </w:rPr>
         <w:t>{personBirthProvince}</w:t>
       </w:r>
@@ -1342,7 +1339,6 @@
         <w:rPr>
           <w:rFonts w:asciiTheme="minorHAnsi" w:hAnsiTheme="minorHAnsi"/>
           <w:b/>
-          <w:color w:val="C00000"/>
         </w:rPr>
         <w:t>)</w:t>
       </w:r>
@@ -1356,7 +1352,7 @@
         <w:rPr>
           <w:rFonts w:asciiTheme="minorHAnsi" w:hAnsiTheme="minorHAnsi"/>
           <w:b/>
-          <w:color w:val="C00000"/>
+          <w:bCs/>
         </w:rPr>
         <w:t>{personBirthDate}</w:t>
       </w:r>
@@ -1370,7 +1366,7 @@
         <w:rPr>
           <w:rFonts w:asciiTheme="minorHAnsi" w:hAnsiTheme="minorHAnsi"/>
           <w:b/>
-          <w:color w:val="C00000"/>
+          <w:bCs/>
         </w:rPr>
         <w:t>{personResidenceCity}</w:t>
       </w:r>
@@ -1378,7 +1374,6 @@
         <w:rPr>
           <w:rFonts w:asciiTheme="minorHAnsi" w:hAnsiTheme="minorHAnsi"/>
           <w:b/>
-          <w:color w:val="C00000"/>
         </w:rPr>
         <w:t xml:space="preserve"> (</w:t>
       </w:r>
@@ -1386,7 +1381,7 @@
         <w:rPr>
           <w:rFonts w:asciiTheme="minorHAnsi" w:hAnsiTheme="minorHAnsi"/>
           <w:b/>
-          <w:color w:val="C00000"/>
+          <w:bCs/>
         </w:rPr>
         <w:t>{personResidenceProvince}</w:t>
       </w:r>
@@ -1394,14 +1389,14 @@
         <w:rPr>
           <w:rFonts w:asciiTheme="minorHAnsi" w:hAnsiTheme="minorHAnsi"/>
           <w:b/>
-          <w:color w:val="C00000"/>
         </w:rPr>
         <w:t>)</w:t>
       </w:r>
       <w:r>
         <w:rPr>
           <w:rFonts w:asciiTheme="minorHAnsi" w:hAnsiTheme="minorHAnsi"/>
-          <w:color w:val="C00000"/>
+          <w:b/>
+          <w:bCs/>
         </w:rPr>
         <w:t xml:space="preserve"> in {personResidenceAddress}</w:t>
       </w:r>
@@ -1409,7 +1404,6 @@
         <w:rPr>
           <w:rFonts w:asciiTheme="minorHAnsi" w:hAnsiTheme="minorHAnsi"/>
           <w:b/>
-          <w:color w:val="C00000"/>
         </w:rPr>
         <w:t xml:space="preserve"/>
       </w:r>
@@ -1417,7 +1411,6 @@
         <w:rPr>
           <w:rFonts w:asciiTheme="minorHAnsi" w:hAnsiTheme="minorHAnsi"/>
           <w:b/>
-          <w:color w:val="C00000"/>
         </w:rPr>
         <w:t/>
       </w:r>
@@ -1431,7 +1424,6 @@
         <w:rPr>
           <w:rStyle w:val="Enfasigrassetto"/>
           <w:rFonts w:asciiTheme="minorHAnsi" w:hAnsiTheme="minorHAnsi"/>
-          <w:color w:val="C00000"/>
           <w:sz w:val="21"/>
           <w:szCs w:val="21"/>
           <w:shd w:val="clear" w:color="auto" w:fill="FFFFFF"/>
@@ -1442,7 +1434,8 @@
         <w:rPr>
           <w:rStyle w:val="Enfasigrassetto"/>
           <w:rFonts w:asciiTheme="minorHAnsi" w:hAnsiTheme="minorHAnsi"/>
-          <w:color w:val="C00000"/>
+          <w:b/>
+          <w:bCs/>
           <w:sz w:val="21"/>
           <w:szCs w:val="21"/>
           <w:shd w:val="clear" w:color="auto" w:fill="FFFFFF"/>
@@ -1451,7 +1444,6 @@
       </w:r>
       <w:r>
         <w:rPr>
-          <w:color w:val="222222"/>
           <w:sz w:val="21"/>
           <w:szCs w:val="21"/>
           <w:shd w:val="clear" w:color="auto" w:fill="FFFFFF"/>
@@ -1468,7 +1460,7 @@
         <w:rPr>
           <w:rFonts w:asciiTheme="minorHAnsi" w:hAnsiTheme="minorHAnsi"/>
           <w:b/>
-          <w:color w:val="C00000"/>
+          <w:bCs/>
         </w:rPr>
         <w:t>{personDeathCity}</w:t>
       </w:r>
@@ -1476,7 +1468,6 @@
         <w:rPr>
           <w:rFonts w:asciiTheme="minorHAnsi" w:hAnsiTheme="minorHAnsi"/>
           <w:b/>
-          <w:color w:val="C00000"/>
         </w:rPr>
         <w:t xml:space="preserve"> (</w:t>
       </w:r>
@@ -1484,7 +1475,7 @@
         <w:rPr>
           <w:rFonts w:asciiTheme="minorHAnsi" w:hAnsiTheme="minorHAnsi"/>
           <w:b/>
-          <w:color w:val="C00000"/>
+          <w:bCs/>
         </w:rPr>
         <w:t>{personDeathProvince}</w:t>
       </w:r>
@@ -1492,7 +1483,6 @@
         <w:rPr>
           <w:rFonts w:asciiTheme="minorHAnsi" w:hAnsiTheme="minorHAnsi"/>
           <w:b/>
-          <w:color w:val="C00000"/>
         </w:rPr>
         <w:t>)</w:t>
       </w:r>
@@ -1506,7 +1496,7 @@
         <w:rPr>
           <w:rFonts w:asciiTheme="minorHAnsi" w:hAnsiTheme="minorHAnsi"/>
           <w:b/>
-          <w:color w:val="C00000"/>
+          <w:bCs/>
         </w:rPr>
         <w:t>{personDeathDate}</w:t>
       </w:r>
@@ -1520,7 +1510,7 @@
         <w:rPr>
           <w:rFonts w:asciiTheme="minorHAnsi" w:hAnsiTheme="minorHAnsi"/>
           <w:b/>
-          <w:color w:val="C00000"/>
+          <w:bCs/>
         </w:rPr>
         <w:t>{personDeathTime}</w:t>
       </w:r>
@@ -1528,7 +1518,6 @@
         <w:rPr>
           <w:rFonts w:asciiTheme="minorHAnsi" w:hAnsiTheme="minorHAnsi"/>
           <w:b/>
-          <w:color w:val="C00000"/>
         </w:rPr>
         <w:t>.</w:t>
       </w:r>
@@ -1548,7 +1537,7 @@
         <w:rPr>
           <w:rFonts w:asciiTheme="minorHAnsi" w:hAnsiTheme="minorHAnsi"/>
           <w:b/>
-          <w:color w:val="C00000"/>
+          <w:bCs/>
         </w:rPr>
         <w:t>{ownerCityName}</w:t>
       </w:r>
@@ -1556,7 +1545,6 @@
         <w:rPr>
           <w:rFonts w:asciiTheme="minorHAnsi" w:hAnsiTheme="minorHAnsi"/>
           <w:b/>
-          <w:color w:val="C00000"/>
         </w:rPr>
         <w:t xml:space="preserve"> (</w:t>
       </w:r>
@@ -1564,7 +1552,7 @@
         <w:rPr>
           <w:rFonts w:asciiTheme="minorHAnsi" w:hAnsiTheme="minorHAnsi"/>
           <w:b/>
-          <w:color w:val="C00000"/>
+          <w:bCs/>
         </w:rPr>
         <w:t>{ownerCompanyProvince}</w:t>
       </w:r>
@@ -1572,7 +1560,6 @@
         <w:rPr>
           <w:rFonts w:asciiTheme="minorHAnsi" w:hAnsiTheme="minorHAnsi"/>
           <w:b/>
-          <w:color w:val="C00000"/>
         </w:rPr>
         <w:t>)</w:t>
       </w:r>
@@ -1586,7 +1573,7 @@
         <w:rPr>
           <w:rFonts w:asciiTheme="minorHAnsi" w:hAnsiTheme="minorHAnsi"/>
           <w:b/>
-          <w:color w:val="C00000"/>
+          <w:bCs/>
         </w:rPr>
         <w:t>{crematoryCity}</w:t>
       </w:r>
@@ -1600,7 +1587,7 @@
         <w:rPr>
           <w:rFonts w:asciiTheme="minorHAnsi" w:hAnsiTheme="minorHAnsi"/>
           <w:b/>
-          <w:color w:val="C00000"/>
+          <w:bCs/>
         </w:rPr>
         <w:t>{funeralStopCity}</w:t>
       </w:r>
@@ -1608,7 +1595,6 @@
         <w:rPr>
           <w:rFonts w:asciiTheme="minorHAnsi" w:hAnsiTheme="minorHAnsi"/>
           <w:b/>
-          <w:color w:val="C00000"/>
         </w:rPr>
         <w:t xml:space="preserve"> (</w:t>
       </w:r>
@@ -1616,7 +1602,7 @@
         <w:rPr>
           <w:rFonts w:asciiTheme="minorHAnsi" w:hAnsiTheme="minorHAnsi"/>
           <w:b/>
-          <w:color w:val="C00000"/>
+          <w:bCs/>
         </w:rPr>
         <w:t>{funeralStopProvince}</w:t>
       </w:r>
@@ -1624,7 +1610,6 @@
         <w:rPr>
           <w:rFonts w:asciiTheme="minorHAnsi" w:hAnsiTheme="minorHAnsi"/>
           <w:b/>
-          <w:color w:val="C00000"/>
         </w:rPr>
         <w:t>)</w:t>
       </w:r>
@@ -1638,7 +1623,7 @@
         <w:rPr>
           <w:rFonts w:asciiTheme="minorHAnsi" w:hAnsiTheme="minorHAnsi"/>
           <w:b/>
-          <w:color w:val="C00000"/>
+          <w:bCs/>
         </w:rPr>
         <w:t>{ownerCompanyName}</w:t>
       </w:r>
@@ -1652,7 +1637,7 @@
         <w:rPr>
           <w:rFonts w:asciiTheme="minorHAnsi" w:hAnsiTheme="minorHAnsi"/>
           <w:b/>
-          <w:color w:val="C00000"/>
+          <w:bCs/>
         </w:rPr>
         <w:t>{ownerVehiclePlate}</w:t>
       </w:r>
@@ -1666,7 +1651,7 @@
         <w:rPr>
           <w:rFonts w:asciiTheme="minorHAnsi" w:hAnsiTheme="minorHAnsi"/>
           <w:b/>
-          <w:color w:val="C00000"/>
+          <w:bCs/>
         </w:rPr>
         <w:t>{ownerDriverName}</w:t>
       </w:r>
@@ -1688,13 +1673,14 @@
       <w:r>
         <w:rPr>
           <w:rFonts w:asciiTheme="minorHAnsi" w:hAnsiTheme="minorHAnsi"/>
+          <w:b/>
+          <w:bCs/>
         </w:rPr>
         <w:t xml:space="preserve">{bearerNames}</w:t>
       </w:r>
       <w:r>
         <w:rPr>
           <w:rFonts w:asciiTheme="minorHAnsi" w:hAnsiTheme="minorHAnsi"/>
-          <w:color w:val="C00000"/>
         </w:rPr>
         <w:t/>
       </w:r>
@@ -1707,7 +1693,6 @@
       <w:r>
         <w:rPr>
           <w:rFonts w:asciiTheme="minorHAnsi" w:hAnsiTheme="minorHAnsi"/>
-          <w:color w:val="C00000"/>
         </w:rPr>
         <w:t/>
       </w:r>
@@ -1720,7 +1705,6 @@
       <w:r>
         <w:rPr>
           <w:rFonts w:asciiTheme="minorHAnsi" w:hAnsiTheme="minorHAnsi"/>
-          <w:color w:val="C00000"/>
         </w:rPr>
         <w:t/>
       </w:r>
@@ -1733,7 +1717,6 @@
       <w:r>
         <w:rPr>
           <w:rFonts w:asciiTheme="minorHAnsi" w:hAnsiTheme="minorHAnsi"/>
-          <w:color w:val="C00000"/>
         </w:rPr>
         <w:t/>
       </w:r>
@@ -1811,7 +1794,7 @@
         <w:rPr>
           <w:rFonts w:asciiTheme="minorHAnsi" w:hAnsiTheme="minorHAnsi"/>
           <w:b/>
-          <w:color w:val="C00000"/>
+          <w:bCs/>
         </w:rPr>
         <w:t>{crematoryCity}</w:t>
       </w:r>
@@ -1825,7 +1808,7 @@
         <w:rPr>
           <w:rFonts w:asciiTheme="minorHAnsi" w:hAnsiTheme="minorHAnsi"/>
           <w:b/>
-          <w:color w:val="C00000"/>
+          <w:bCs/>
         </w:rPr>
         <w:t>{ashesCity}</w:t>
       </w:r>
@@ -1833,7 +1816,7 @@
         <w:rPr>
           <w:rFonts w:asciiTheme="minorHAnsi" w:hAnsiTheme="minorHAnsi"/>
           <w:b/>
-          <w:color w:val="C00000"/>
+          <w:bCs/>
         </w:rPr>
         <w:t xml:space="preserve"> ({ashesProvince})</w:t>
       </w:r>
@@ -2046,7 +2029,7 @@
         <w:rPr>
           <w:rFonts w:asciiTheme="minorHAnsi" w:hAnsiTheme="minorHAnsi"/>
           <w:b/>
-          <w:color w:val="C00000"/>
+          <w:bCs/>
         </w:rPr>
         <w:t>{ashesCity}</w:t>
       </w:r>
@@ -2054,7 +2037,6 @@
         <w:rPr>
           <w:rFonts w:asciiTheme="minorHAnsi" w:hAnsiTheme="minorHAnsi"/>
           <w:b/>
-          <w:color w:val="C00000"/>
         </w:rPr>
         <w:t xml:space="preserve"> (</w:t>
       </w:r>
@@ -2062,7 +2044,7 @@
         <w:rPr>
           <w:rFonts w:asciiTheme="minorHAnsi" w:hAnsiTheme="minorHAnsi"/>
           <w:b/>
-          <w:color w:val="C00000"/>
+          <w:bCs/>
         </w:rPr>
         <w:t>{ashesProvince}</w:t>
       </w:r>
@@ -2070,7 +2052,6 @@
         <w:rPr>
           <w:rFonts w:asciiTheme="minorHAnsi" w:hAnsiTheme="minorHAnsi"/>
           <w:b/>
-          <w:color w:val="C00000"/>
         </w:rPr>
         <w:t>)</w:t>
       </w:r>
@@ -2118,6 +2099,8 @@
       <w:r>
         <w:rPr>
           <w:rFonts w:asciiTheme="minorHAnsi" w:hAnsiTheme="minorHAnsi"/>
+          <w:b/>
+          <w:bCs/>
         </w:rPr>
         <w:tab/>
         <w:t xml:space="preserve">{ownerCityName}, lì </w:t>
@@ -2126,7 +2109,7 @@
         <w:rPr>
           <w:rFonts w:asciiTheme="minorHAnsi" w:hAnsiTheme="minorHAnsi"/>
           <w:b/>
-          <w:color w:val="C00000"/>
+          <w:bCs/>
         </w:rPr>
         <w:t>{todayDate}</w:t>
       </w:r>

--- a/templates/8.docx
+++ b/templates/8.docx
@@ -115,7 +115,7 @@
           <w:bCs/>
           <w:sz w:val="40"/>
         </w:rPr>
-        <w:t>CITTA’ DI {ownerCity}</w:t>
+        <w:t>CITTA’ DI {ownerCityUpper}</w:t>
       </w:r>
     </w:p>
     <w:p>
